--- a/docs/competition/11_实操案例_CodingAgent使用过程.docx
+++ b/docs/competition/11_实操案例_CodingAgent使用过程.docx
@@ -1432,7 +1432,7 @@
                 <w:rFonts w:ascii="微软雅黑" w:hAnsi="微软雅黑" w:eastAsia="微软雅黑"/>
                 <w:sz w:val="18"/>
               </w:rPr>
-              <w:t>下载官方数据集并运行 prepare_dataset.py；克隆 12345agent 基础仓库 等 9 项</w:t>
+              <w:t>与用户确认讯飞 ASR 密钥（第二阶段）与 MCP 需求；创建 backend/.env 并运行 verify_env.py 等 9 项</w:t>
             </w:r>
           </w:p>
         </w:tc>
@@ -1506,7 +1506,7 @@
                 <w:rFonts w:ascii="微软雅黑" w:hAnsi="微软雅黑" w:eastAsia="微软雅黑"/>
                 <w:sz w:val="18"/>
               </w:rPr>
-              <w:t>用 Python 3.11 创建 backend venv 并安装依赖（后台进行中）；创建 backend/.env（待填真实 Key） 等</w:t>
+              <w:t>创建 backend/.env（待填真实 Key）；用 Python 3.11 创建 backend venv 并安装依赖（后台进行中） 等</w:t>
             </w:r>
           </w:p>
         </w:tc>
@@ -1580,7 +1580,7 @@
                 <w:rFonts w:ascii="微软雅黑" w:hAnsi="微软雅黑" w:eastAsia="微软雅黑"/>
                 <w:sz w:val="18"/>
               </w:rPr>
-              <w:t>用 Python 3.11 创建 backend venv 并安装依赖；创建 backend/.env + verify_env.py 通过</w:t>
+              <w:t>创建 backend/.env + verify_env.py 通过；用 Python 3.11 创建 backend venv 并安装依赖</w:t>
             </w:r>
           </w:p>
         </w:tc>
@@ -1654,7 +1654,7 @@
                 <w:rFonts w:ascii="微软雅黑" w:hAnsi="微软雅黑" w:eastAsia="微软雅黑"/>
                 <w:sz w:val="18"/>
               </w:rPr>
-              <w:t>补充自动化测试（离线 mock LLM）并跑 pytest；前端构建 + 浏览器验收 等 7 项</w:t>
+              <w:t>环境搭建（venv+依赖+前端构建+DeepSeek 连通+18 条数据清洗）；前端工作台（录入+链路展示+审核交互） 等 7 项</w:t>
             </w:r>
           </w:p>
         </w:tc>
@@ -1728,7 +1728,7 @@
                 <w:rFonts w:ascii="微软雅黑" w:hAnsi="微软雅黑" w:eastAsia="微软雅黑"/>
                 <w:sz w:val="18"/>
               </w:rPr>
-              <w:t>自动化测试（pytest：health + workflow 离线 + 真实 E2E）；验收报告 + 后续事项（讯飞 ASR/MCP/PPT</w:t>
+              <w:t>前端构建 + 后端联通验收；项目 README 补上运行说明 等 4 项</w:t>
             </w:r>
           </w:p>
         </w:tc>
@@ -1876,7 +1876,7 @@
                 <w:rFonts w:ascii="微软雅黑" w:hAnsi="微软雅黑" w:eastAsia="微软雅黑"/>
                 <w:sz w:val="18"/>
               </w:rPr>
-              <w:t>交互打磨（键盘快捷键、相似工单一键复用、状态动效）；原始诉求展示 + 智能体 推导过程可视化（每一节点 prompt / 输入 / 输出可点</w:t>
+              <w:t>原始诉求展示 + 智能体 推导过程可视化（每一节点 prompt / 输入 / 输出可点看））；交互打磨（键盘快捷键、相似工单一键复用、状态</w:t>
             </w:r>
           </w:p>
         </w:tc>
@@ -1950,7 +1950,7 @@
                 <w:rFonts w:ascii="微软雅黑" w:hAnsi="微软雅黑" w:eastAsia="微软雅黑"/>
                 <w:sz w:val="18"/>
               </w:rPr>
-              <w:t>前端：工作台重写（流水线轨道 + 审核卡片 + sticky 审核栏 + 补充重跑）；验证：构建 + 模块编译 + 真实 E2E（5/5 节</w:t>
+              <w:t>前端：轨迹抽屉（白盒：输入/输出/耗时/多执行历史）；前端：知识库页（分类过滤 + 检索 + 展开） 等 9 项</w:t>
             </w:r>
           </w:p>
         </w:tc>
@@ -2024,7 +2024,7 @@
                 <w:rFonts w:ascii="微软雅黑" w:hAnsi="微软雅黑" w:eastAsia="微软雅黑"/>
                 <w:sz w:val="18"/>
               </w:rPr>
-              <w:t>P2 演示案例库（12 类一键演示）；总验收 + README 更新 等 8 项</w:t>
+              <w:t>P2 热点统计视图；P2 演示案例库（12 类一键演示） 等 8 项</w:t>
             </w:r>
           </w:p>
         </w:tc>
@@ -2098,7 +2098,7 @@
                 <w:rFonts w:ascii="微软雅黑" w:hAnsi="微软雅黑" w:eastAsia="微软雅黑"/>
                 <w:sz w:val="18"/>
               </w:rPr>
-              <w:t>P1 政策依据引用：8 份真实法规入库 + 回复引用 + QC 双重校验；P2 工单质量检查（10 项规则 QC） 等 5 项</w:t>
+              <w:t>P2 工单质量检查（10 项规则 QC）；P2 演示案例库（6 类一键填充） 等 5 项</w:t>
             </w:r>
           </w:p>
         </w:tc>
@@ -2172,7 +2172,7 @@
                 <w:rFonts w:ascii="微软雅黑" w:hAnsi="微软雅黑" w:eastAsia="微软雅黑"/>
                 <w:sz w:val="18"/>
               </w:rPr>
-              <w:t xml:space="preserve">D 构建提交，测 SSH 推送；A 转写降噪整理层（transcript_clean + asr 路由 + 前端整理稿/原文切换） 等 4 </w:t>
+              <w:t>D 构建提交，测 SSH 推送；C 全流程重跑验收（含新检查项） 等 4 项</w:t>
             </w:r>
           </w:p>
         </w:tc>
@@ -2320,7 +2320,7 @@
                 <w:rFonts w:ascii="微软雅黑" w:hAnsi="微软雅黑" w:eastAsia="微软雅黑"/>
                 <w:sz w:val="18"/>
               </w:rPr>
-              <w:t xml:space="preserve">schema + 仓库迁移（routing 扩展、assessment 列）；端到端验证：真实案例跑通 + 评测脚本回归 + pytest </w:t>
+              <w:t>route 智能体规则锚定改造 + graph/API 打通；governance.py 诉求治理（重复诉求/并案/退回风险） 等 8 项</w:t>
             </w:r>
           </w:p>
         </w:tc>
@@ -2394,7 +2394,7 @@
                 <w:rFonts w:ascii="微软雅黑" w:hAnsi="微软雅黑" w:eastAsia="微软雅黑"/>
                 <w:sz w:val="18"/>
               </w:rPr>
-              <w:t>MiniMax Key 写入 backend/.env（仅本地）+ .env.example 占位符；验证：verify_reply_aud</w:t>
+              <w:t>验证：verify_reply_audit.py + verify_deadline.py + 真实链路 + 全量回归；集成：qc 追加合规</w:t>
             </w:r>
           </w:p>
         </w:tc>
@@ -2468,7 +2468,7 @@
                 <w:rFonts w:ascii="微软雅黑" w:hAnsi="微软雅黑" w:eastAsia="微软雅黑"/>
                 <w:sz w:val="18"/>
               </w:rPr>
-              <w:t>阶段D：双模型复核 + wiki 词条 + 督办面板；阻塞：DeepSeek 余额耗尽（402），待你决定正式演示用哪个模型 等 12 项</w:t>
+              <w:t>阶段A：配置层新增 vision/review/rbac/deadline 字段；阶段B：极智平台主链路复现（等平台账号与用户指引） 等 1</w:t>
             </w:r>
           </w:p>
         </w:tc>
@@ -2542,7 +2542,7 @@
                 <w:rFonts w:ascii="微软雅黑" w:hAnsi="微软雅黑" w:eastAsia="微软雅黑"/>
                 <w:sz w:val="18"/>
               </w:rPr>
-              <w:t>阶段A：答复合规审查 + 时限倒计时（后端+界面+回归全绿）；阶段B：真实隐患照片集（≥16 张）+ eval_vision.py 准确率评</w:t>
+              <w:t>阶段B：真实隐患照片集（≥16 张）+ eval_vision.py 准确率评测；阶段B：MiniMax 视觉接入 + 附件层 + 链路注入</w:t>
             </w:r>
           </w:p>
         </w:tc>
@@ -8758,7 +8758,100 @@
         <w:pStyle w:val="Heading1"/>
       </w:pPr>
       <w:r>
-        <w:t>七、可复核性与边界</w:t>
+        <w:t>七、桌面实操截图</w:t>
+      </w:r>
+    </w:p>
+    <w:p>
+      <w:pPr>
+        <w:spacing w:after="120"/>
+      </w:pPr>
+      <w:r>
+        <w:rPr>
+          <w:rFonts w:ascii="微软雅黑" w:hAnsi="微软雅黑" w:eastAsia="微软雅黑"/>
+          <w:b w:val="0"/>
+          <w:i w:val="0"/>
+          <w:color w:val="222222"/>
+          <w:sz w:val="21"/>
+        </w:rPr>
+        <w:t>下面这张是 AI 工具在桌面上的真实运行窗口，可直接看到本次项目的会话、工具调用卡片、所用模型与权限模式。截图由 scripts/capture_desktop_shots.ps1 取得：用 Win32 PrintWindow 让目标窗口渲染自身，不切换前台焦点，因此不会打断正在进行的会话，也不会把桌面上其它窗口拍进来。</w:t>
+      </w:r>
+    </w:p>
+    <w:p>
+      <w:pPr>
+        <w:jc w:val="center"/>
+      </w:pPr>
+      <w:r>
+        <w:drawing>
+          <wp:inline xmlns:a="http://schemas.openxmlformats.org/drawingml/2006/main" xmlns:pic="http://schemas.openxmlformats.org/drawingml/2006/picture">
+            <wp:extent cx="5903999" cy="3220363"/>
+            <wp:docPr id="5" name="Picture 5"/>
+            <wp:cNvGraphicFramePr>
+              <a:graphicFrameLocks noChangeAspect="1"/>
+            </wp:cNvGraphicFramePr>
+            <a:graphic>
+              <a:graphicData uri="http://schemas.openxmlformats.org/drawingml/2006/picture">
+                <pic:pic>
+                  <pic:nvPicPr>
+                    <pic:cNvPr id="0" name="desktop_01_DeepSeekHarness.png"/>
+                    <pic:cNvPicPr/>
+                  </pic:nvPicPr>
+                  <pic:blipFill>
+                    <a:blip r:embed="rId13"/>
+                    <a:stretch>
+                      <a:fillRect/>
+                    </a:stretch>
+                  </pic:blipFill>
+                  <pic:spPr>
+                    <a:xfrm>
+                      <a:off x="0" y="0"/>
+                      <a:ext cx="5903999" cy="3220363"/>
+                    </a:xfrm>
+                    <a:prstGeom prst="rect"/>
+                  </pic:spPr>
+                </pic:pic>
+              </a:graphicData>
+            </a:graphic>
+          </wp:inline>
+        </w:drawing>
+      </w:r>
+    </w:p>
+    <w:p>
+      <w:pPr>
+        <w:spacing w:after="240"/>
+        <w:jc w:val="center"/>
+      </w:pPr>
+      <w:r>
+        <w:rPr>
+          <w:rFonts w:ascii="微软雅黑" w:hAnsi="微软雅黑" w:eastAsia="微软雅黑"/>
+          <w:b w:val="0"/>
+          <w:i/>
+          <w:color w:val="666666"/>
+          <w:sz w:val="18"/>
+        </w:rPr>
+        <w:t>图 5　桌面上的 Coding Agent 工具窗口：左侧为工作区列表（本项目 12345工单热线），中间为该项目的会话与工具调用记录，底部为模型、权限模式与运行计数。</w:t>
+      </w:r>
+    </w:p>
+    <w:p>
+      <w:pPr>
+        <w:spacing w:after="120"/>
+      </w:pPr>
+      <w:r>
+        <w:rPr>
+          <w:rFonts w:ascii="微软雅黑" w:hAnsi="微软雅黑" w:eastAsia="微软雅黑"/>
+          <w:b w:val="0"/>
+          <w:i w:val="0"/>
+          <w:color w:val="666666"/>
+          <w:sz w:val="19"/>
+        </w:rPr>
+        <w:t>取证取舍说明：脚本按窗口标题匹配抓图，本次桌面上另有 PowerShell 与 VS Code 窗口，但它们打开的是其它项目（与本提交无关），为避免混入无关信息、也避免泄露其它项目内容，这两张已排除，只保留与本项目直接相关的窗口。窗口内图像不做文字提取，因此本节的密钥检查以人工目视确认为准（已确认无密钥）。</w:t>
+      </w:r>
+    </w:p>
+    <w:p>
+      <w:pPr>
+        <w:pStyle w:val="Heading1"/>
+      </w:pPr>
+      <w:r>
+        <w:t>八、可复核性与边界</w:t>
       </w:r>
     </w:p>
     <w:p>
@@ -8980,6 +9073,44 @@
                 <w:sz w:val="18"/>
               </w:rPr>
               <w:t>backend/scripts/capture_case_shots.py → docs/competition/shots/</w:t>
+            </w:r>
+          </w:p>
+        </w:tc>
+      </w:tr>
+      <w:tr>
+        <w:tc>
+          <w:tcPr>
+            <w:tcW w:type="dxa" w:w="1928"/>
+          </w:tcPr>
+          <w:p>
+            <w:pPr>
+              <w:spacing w:after="0"/>
+            </w:pPr>
+            <w:r/>
+            <w:r>
+              <w:rPr>
+                <w:rFonts w:ascii="微软雅黑" w:hAnsi="微软雅黑" w:eastAsia="微软雅黑"/>
+                <w:sz w:val="18"/>
+              </w:rPr>
+              <w:t>桌面截图</w:t>
+            </w:r>
+          </w:p>
+        </w:tc>
+        <w:tc>
+          <w:tcPr>
+            <w:tcW w:type="dxa" w:w="7313"/>
+          </w:tcPr>
+          <w:p>
+            <w:pPr>
+              <w:spacing w:after="0"/>
+            </w:pPr>
+            <w:r/>
+            <w:r>
+              <w:rPr>
+                <w:rFonts w:ascii="微软雅黑" w:hAnsi="微软雅黑" w:eastAsia="微软雅黑"/>
+                <w:sz w:val="18"/>
+              </w:rPr>
+              <w:t>backend/scripts/capture_desktop_shots.ps1 → docs/competition/shots/desktop_*.png</w:t>
             </w:r>
           </w:p>
         </w:tc>
@@ -9073,6 +9204,19 @@
           <w:sz w:val="21"/>
         </w:rPr>
         <w:t>指标评测样本为自建集合（分类 18 例、隐患 12 例、合规 20 例），不是公开留出集，相关阈值在样本内拟合，数字偏乐观；这一点在 09_决策模型评测 中有专门说明。</w:t>
+      </w:r>
+    </w:p>
+    <w:p>
+      <w:pPr>
+        <w:pStyle w:val="ListBullet"/>
+        <w:spacing w:after="60"/>
+      </w:pPr>
+      <w:r>
+        <w:rPr>
+          <w:rFonts w:ascii="微软雅黑" w:hAnsi="微软雅黑" w:eastAsia="微软雅黑"/>
+          <w:sz w:val="21"/>
+        </w:rPr>
+        <w:t>桌面截图由本机窗口抓取得到，证明的是「该工具在本机桌面上被实际使用」，属于过程性证据，不等同于身份认证；如需更强的归属证据，可补充会话记录的原始文件与哈希。</w:t>
       </w:r>
     </w:p>
     <w:sectPr>

--- a/docs/competition/11_实操案例_CodingAgent使用过程.docx
+++ b/docs/competition/11_实操案例_CodingAgent使用过程.docx
@@ -109,7 +109,7 @@
           <w:color w:val="222222"/>
           <w:sz w:val="22"/>
         </w:rPr>
-        <w:t>规模：59 轮对话 / 1560 个执行步 / 1805 次工具调用</w:t>
+        <w:t>规模：61 轮对话 / 1590 个执行步 / 1837 次工具调用</w:t>
       </w:r>
     </w:p>
     <w:p>
@@ -125,7 +125,7 @@
           <w:color w:val="666666"/>
           <w:sz w:val="20"/>
         </w:rPr>
-        <w:t>生成时间：2026-09-23 16:58</w:t>
+        <w:t>生成时间：2026-09-23 17:21</w:t>
       </w:r>
     </w:p>
     <w:p>
@@ -320,7 +320,7 @@
                 <w:rFonts w:ascii="微软雅黑" w:hAnsi="微软雅黑" w:eastAsia="微软雅黑"/>
                 <w:sz w:val="18"/>
               </w:rPr>
-              <w:t>59</w:t>
+              <w:t>61</w:t>
             </w:r>
           </w:p>
         </w:tc>
@@ -376,7 +376,7 @@
                 <w:rFonts w:ascii="微软雅黑" w:hAnsi="微软雅黑" w:eastAsia="微软雅黑"/>
                 <w:sz w:val="18"/>
               </w:rPr>
-              <w:t>1560</w:t>
+              <w:t>1590</w:t>
             </w:r>
           </w:p>
         </w:tc>
@@ -432,7 +432,7 @@
                 <w:rFonts w:ascii="微软雅黑" w:hAnsi="微软雅黑" w:eastAsia="微软雅黑"/>
                 <w:sz w:val="18"/>
               </w:rPr>
-              <w:t>1805</w:t>
+              <w:t>1837</w:t>
             </w:r>
           </w:p>
         </w:tc>
@@ -488,7 +488,7 @@
                 <w:rFonts w:ascii="微软雅黑" w:hAnsi="微软雅黑" w:eastAsia="微软雅黑"/>
                 <w:sz w:val="18"/>
               </w:rPr>
-              <w:t>638</w:t>
+              <w:t>656</w:t>
             </w:r>
           </w:p>
         </w:tc>
@@ -544,7 +544,7 @@
                 <w:rFonts w:ascii="微软雅黑" w:hAnsi="微软雅黑" w:eastAsia="微软雅黑"/>
                 <w:sz w:val="18"/>
               </w:rPr>
-              <w:t>579</w:t>
+              <w:t>584</w:t>
             </w:r>
           </w:p>
         </w:tc>
@@ -600,7 +600,7 @@
                 <w:rFonts w:ascii="微软雅黑" w:hAnsi="微软雅黑" w:eastAsia="微软雅黑"/>
                 <w:sz w:val="18"/>
               </w:rPr>
-              <w:t>218</w:t>
+              <w:t>219</w:t>
             </w:r>
           </w:p>
         </w:tc>
@@ -656,7 +656,7 @@
                 <w:rFonts w:ascii="微软雅黑" w:hAnsi="微软雅黑" w:eastAsia="微软雅黑"/>
                 <w:sz w:val="18"/>
               </w:rPr>
-              <w:t>184</w:t>
+              <w:t>185</w:t>
             </w:r>
           </w:p>
         </w:tc>
@@ -768,7 +768,7 @@
                 <w:rFonts w:ascii="微软雅黑" w:hAnsi="微软雅黑" w:eastAsia="微软雅黑"/>
                 <w:sz w:val="18"/>
               </w:rPr>
-              <w:t>214</w:t>
+              <w:t>215</w:t>
             </w:r>
           </w:p>
         </w:tc>
@@ -824,7 +824,7 @@
                 <w:rFonts w:ascii="微软雅黑" w:hAnsi="微软雅黑" w:eastAsia="微软雅黑"/>
                 <w:sz w:val="18"/>
               </w:rPr>
-              <w:t>95</w:t>
+              <w:t>97</w:t>
             </w:r>
           </w:p>
         </w:tc>
@@ -936,7 +936,7 @@
                 <w:rFonts w:ascii="微软雅黑" w:hAnsi="微软雅黑" w:eastAsia="微软雅黑"/>
                 <w:sz w:val="18"/>
               </w:rPr>
-              <w:t>226</w:t>
+              <w:t>232</w:t>
             </w:r>
           </w:p>
         </w:tc>
@@ -954,7 +954,7 @@
                 <w:rFonts w:ascii="微软雅黑" w:hAnsi="微软雅黑" w:eastAsia="微软雅黑"/>
                 <w:sz w:val="18"/>
               </w:rPr>
-              <w:t>程序异常 58、工具拒绝 50、命令非零退出 113、校验未过 5</w:t>
+              <w:t>程序异常 58、工具拒绝 51、命令非零退出 118、校验未过 5</w:t>
             </w:r>
           </w:p>
         </w:tc>
@@ -1432,7 +1432,7 @@
                 <w:rFonts w:ascii="微软雅黑" w:hAnsi="微软雅黑" w:eastAsia="微软雅黑"/>
                 <w:sz w:val="18"/>
               </w:rPr>
-              <w:t>与用户确认讯飞 ASR 密钥（第二阶段）与 MCP 需求；创建 backend/.env 并运行 verify_env.py 等 9 项</w:t>
+              <w:t>创建 backend/.env 并运行 verify_env.py；前端 npm install + build 等 9 项</w:t>
             </w:r>
           </w:p>
         </w:tc>
@@ -1506,7 +1506,7 @@
                 <w:rFonts w:ascii="微软雅黑" w:hAnsi="微软雅黑" w:eastAsia="微软雅黑"/>
                 <w:sz w:val="18"/>
               </w:rPr>
-              <w:t>创建 backend/.env（待填真实 Key）；用 Python 3.11 创建 backend venv 并安装依赖（后台进行中） 等</w:t>
+              <w:t>用 Python 3.11 创建 backend venv 并安装依赖（后台进行中）；创建 backend/.env（待填真实 Key） 等</w:t>
             </w:r>
           </w:p>
         </w:tc>
@@ -1654,7 +1654,7 @@
                 <w:rFonts w:ascii="微软雅黑" w:hAnsi="微软雅黑" w:eastAsia="微软雅黑"/>
                 <w:sz w:val="18"/>
               </w:rPr>
-              <w:t>环境搭建（venv+依赖+前端构建+DeepSeek 连通+18 条数据清洗）；前端工作台（录入+链路展示+审核交互） 等 7 项</w:t>
+              <w:t>API E2E 验证（创建→分节审核→modify→final 完成）；前端构建 + 浏览器验收 等 7 项</w:t>
             </w:r>
           </w:p>
         </w:tc>
@@ -1728,7 +1728,7 @@
                 <w:rFonts w:ascii="微软雅黑" w:hAnsi="微软雅黑" w:eastAsia="微软雅黑"/>
                 <w:sz w:val="18"/>
               </w:rPr>
-              <w:t>前端构建 + 后端联通验收；项目 README 补上运行说明 等 4 项</w:t>
+              <w:t>自动化测试（pytest：health + workflow 离线 + 真实 E2E）；前端构建 + 后端联通验收 等 4 项</w:t>
             </w:r>
           </w:p>
         </w:tc>
@@ -1876,7 +1876,7 @@
                 <w:rFonts w:ascii="微软雅黑" w:hAnsi="微软雅黑" w:eastAsia="微软雅黑"/>
                 <w:sz w:val="18"/>
               </w:rPr>
-              <w:t>原始诉求展示 + 智能体 推导过程可视化（每一节点 prompt / 输入 / 输出可点看））；交互打磨（键盘快捷键、相似工单一键复用、状态</w:t>
+              <w:t>接入 极智 MCP（待你提供 URL + 凭证））；视觉质感打磨（微动画、空状态、loading、错误、过渡） 等 9 项</w:t>
             </w:r>
           </w:p>
         </w:tc>
@@ -1950,7 +1950,7 @@
                 <w:rFonts w:ascii="微软雅黑" w:hAnsi="微软雅黑" w:eastAsia="微软雅黑"/>
                 <w:sz w:val="18"/>
               </w:rPr>
-              <w:t>前端：轨迹抽屉（白盒：输入/输出/耗时/多执行历史）；前端：知识库页（分类过滤 + 检索 + 展开） 等 9 项</w:t>
+              <w:t xml:space="preserve">前端：轨迹抽屉（白盒：输入/输出/耗时/多执行历史）；前端：工作台重写（流水线轨道 + 审核卡片 + sticky 审核栏 + 补充重跑） </w:t>
             </w:r>
           </w:p>
         </w:tc>
@@ -2024,7 +2024,7 @@
                 <w:rFonts w:ascii="微软雅黑" w:hAnsi="微软雅黑" w:eastAsia="微软雅黑"/>
                 <w:sz w:val="18"/>
               </w:rPr>
-              <w:t>P2 热点统计视图；P2 演示案例库（12 类一键演示） 等 8 项</w:t>
+              <w:t>总验收 + README 更新；P2 工单质量检查（规则式 QC） 等 8 项</w:t>
             </w:r>
           </w:p>
         </w:tc>
@@ -2098,7 +2098,7 @@
                 <w:rFonts w:ascii="微软雅黑" w:hAnsi="微软雅黑" w:eastAsia="微软雅黑"/>
                 <w:sz w:val="18"/>
               </w:rPr>
-              <w:t>P2 工单质量检查（10 项规则 QC）；P2 演示案例库（6 类一键填充） 等 5 项</w:t>
+              <w:t>P1 政策依据引用：8 份真实法规入库 + 回复引用 + QC 双重校验；P2 演示案例库（6 类一键填充） 等 5 项</w:t>
             </w:r>
           </w:p>
         </w:tc>
@@ -2172,7 +2172,7 @@
                 <w:rFonts w:ascii="微软雅黑" w:hAnsi="微软雅黑" w:eastAsia="微软雅黑"/>
                 <w:sz w:val="18"/>
               </w:rPr>
-              <w:t>D 构建提交，测 SSH 推送；C 全流程重跑验收（含新检查项） 等 4 项</w:t>
+              <w:t xml:space="preserve">B 政策文件下载与格式转换入库；A 转写降噪整理层（transcript_clean + asr 路由 + 前端整理稿/原文切换） 等 4 </w:t>
             </w:r>
           </w:p>
         </w:tc>
@@ -2320,7 +2320,7 @@
                 <w:rFonts w:ascii="微软雅黑" w:hAnsi="微软雅黑" w:eastAsia="微软雅黑"/>
                 <w:sz w:val="18"/>
               </w:rPr>
-              <w:t>route 智能体规则锚定改造 + graph/API 打通；governance.py 诉求治理（重复诉求/并案/退回风险） 等 8 项</w:t>
+              <w:t>急件分级规则数据 urgency_rules.json（特征/等级/时限/政策依据）；schema + 仓库迁移（routing 扩展、as</w:t>
             </w:r>
           </w:p>
         </w:tc>
@@ -2394,7 +2394,7 @@
                 <w:rFonts w:ascii="微软雅黑" w:hAnsi="微软雅黑" w:eastAsia="微软雅黑"/>
                 <w:sz w:val="18"/>
               </w:rPr>
-              <w:t>验证：verify_reply_audit.py + verify_deadline.py + 真实链路 + 全量回归；集成：qc 追加合规</w:t>
+              <w:t>验证：verify_reply_audit.py + verify_deadline.py + 真实链路 + 全量回归；配置层：config</w:t>
             </w:r>
           </w:p>
         </w:tc>
@@ -2468,7 +2468,7 @@
                 <w:rFonts w:ascii="微软雅黑" w:hAnsi="微软雅黑" w:eastAsia="微软雅黑"/>
                 <w:sz w:val="18"/>
               </w:rPr>
-              <w:t>阶段A：配置层新增 vision/review/rbac/deadline 字段；阶段B：极智平台主链路复现（等平台账号与用户指引） 等 1</w:t>
+              <w:t>阶段A：集成 QC/Case/API/governance + 前端时限条与合规块（11/11）；阶段A：全量回归 pytest 3/3 +</w:t>
             </w:r>
           </w:p>
         </w:tc>
@@ -2542,7 +2542,7 @@
                 <w:rFonts w:ascii="微软雅黑" w:hAnsi="微软雅黑" w:eastAsia="微软雅黑"/>
                 <w:sz w:val="18"/>
               </w:rPr>
-              <w:t>阶段B：真实隐患照片集（≥16 张）+ eval_vision.py 准确率评测；阶段B：MiniMax 视觉接入 + 附件层 + 链路注入</w:t>
+              <w:t>阶段B：MiniMax 视觉接入 + 附件层 + 链路注入（端到端 16/16）；阶段C：流转状态机看板 + 轻量 RBAC 等 5 项</w:t>
             </w:r>
           </w:p>
         </w:tc>
@@ -2573,7 +2573,7 @@
           <w:color w:val="222222"/>
           <w:sz w:val="21"/>
         </w:rPr>
-        <w:t>全程共 95 条开发者指令。与 Agent 协作的关键不是一次把需求写全，而是让它先把现状讲清楚、再按约束推进。指令可以分成三类：</w:t>
+        <w:t>全程共 97 条开发者指令。与 Agent 协作的关键不是一次把需求写全，而是让它先把现状讲清楚、再按约束推进。指令可以分成三类：</w:t>
       </w:r>
     </w:p>
     <w:p>
@@ -3846,7 +3846,7 @@
           <w:color w:val="666666"/>
           <w:sz w:val="18"/>
         </w:rPr>
-        <w:t>（其余 75 条指令见配套的完整过程记录文档 10_实操案例_CodingAgent过程记录.md。）</w:t>
+        <w:t>（其余 77 条指令见配套的完整过程记录文档 10_实操案例_CodingAgent过程记录.md。）</w:t>
       </w:r>
     </w:p>
     <w:p>
@@ -3869,7 +3869,7 @@
           <w:color w:val="222222"/>
           <w:sz w:val="21"/>
         </w:rPr>
-        <w:t>整个过程捕获工具失败 226 次（程序异常 58、工具拒绝 50、命令非零退出 113、自建校验未过 5），另有 36 次模型层自动重试。这些失败没有被绕过或隐藏——它们是开发过程本身，也全部当轮定位并修复。</w:t>
+        <w:t>整个过程捕获工具失败 232 次（程序异常 58、工具拒绝 51、命令非零退出 118、自建校验未过 5），另有 36 次模型层自动重试。这些失败没有被绕过或隐藏——它们是开发过程本身，也全部当轮定位并修复。</w:t>
       </w:r>
     </w:p>
     <w:p>
@@ -4084,7 +4084,7 @@
                 <w:rFonts w:ascii="微软雅黑" w:hAnsi="微软雅黑" w:eastAsia="微软雅黑"/>
                 <w:sz w:val="17"/>
               </w:rPr>
-              <w:t>模型余额不足</w:t>
+              <w:t>SQLite 并发写锁</w:t>
             </w:r>
           </w:p>
         </w:tc>
@@ -4102,7 +4102,7 @@
                 <w:rFonts w:ascii="微软雅黑" w:hAnsi="微软雅黑" w:eastAsia="微软雅黑"/>
                 <w:sz w:val="17"/>
               </w:rPr>
-              <w:t>9</w:t>
+              <w:t>10</w:t>
             </w:r>
           </w:p>
         </w:tc>
@@ -4120,7 +4120,7 @@
                 <w:rFonts w:ascii="微软雅黑" w:hAnsi="微软雅黑" w:eastAsia="微软雅黑"/>
                 <w:sz w:val="17"/>
               </w:rPr>
-              <w:t>09-03 16:52</w:t>
+              <w:t>09-05 14:04</w:t>
             </w:r>
           </w:p>
         </w:tc>
@@ -4138,7 +4138,7 @@
                 <w:rFonts w:ascii="微软雅黑" w:hAnsi="微软雅黑" w:eastAsia="微软雅黑"/>
                 <w:sz w:val="17"/>
               </w:rPr>
-              <w:t>Error: Insufficient Balance</w:t>
+              <w:t>sqlite3.OperationalError: database is locked</w:t>
             </w:r>
           </w:p>
         </w:tc>
@@ -4158,7 +4158,7 @@
                 <w:rFonts w:ascii="微软雅黑" w:hAnsi="微软雅黑" w:eastAsia="微软雅黑"/>
                 <w:sz w:val="17"/>
               </w:rPr>
-              <w:t>SQLite 并发写锁</w:t>
+              <w:t>模型余额不足</w:t>
             </w:r>
           </w:p>
         </w:tc>
@@ -4176,7 +4176,7 @@
                 <w:rFonts w:ascii="微软雅黑" w:hAnsi="微软雅黑" w:eastAsia="微软雅黑"/>
                 <w:sz w:val="17"/>
               </w:rPr>
-              <w:t>8</w:t>
+              <w:t>9</w:t>
             </w:r>
           </w:p>
         </w:tc>
@@ -4194,7 +4194,7 @@
                 <w:rFonts w:ascii="微软雅黑" w:hAnsi="微软雅黑" w:eastAsia="微软雅黑"/>
                 <w:sz w:val="17"/>
               </w:rPr>
-              <w:t>09-05 14:04</w:t>
+              <w:t>09-03 16:52</w:t>
             </w:r>
           </w:p>
         </w:tc>
@@ -4212,7 +4212,7 @@
                 <w:rFonts w:ascii="微软雅黑" w:hAnsi="微软雅黑" w:eastAsia="微软雅黑"/>
                 <w:sz w:val="17"/>
               </w:rPr>
-              <w:t>sqlite3.OperationalError: database is locked</w:t>
+              <w:t>Error: Insufficient Balance</w:t>
             </w:r>
           </w:p>
         </w:tc>
@@ -5133,7 +5133,7 @@
           <w:color w:val="222222"/>
           <w:sz w:val="21"/>
         </w:rPr>
-        <w:t>Agent 通过编辑/新建工具直接交付代码，累计编辑 579 次、新建 218 次，覆盖 214 个文件。改动最集中的文件如下：</w:t>
+        <w:t>Agent 通过编辑/新建工具直接交付代码，累计编辑 584 次、新建 219 次，覆盖 215 个文件。改动最集中的文件如下：</w:t>
       </w:r>
     </w:p>
     <w:tbl>
@@ -5845,7 +5845,7 @@
                 <w:rFonts w:ascii="微软雅黑" w:hAnsi="微软雅黑" w:eastAsia="微软雅黑"/>
                 <w:sz w:val="17"/>
               </w:rPr>
-              <w:t>README.md</w:t>
+              <w:t>backend\scripts\make_case_pdf.py</w:t>
             </w:r>
           </w:p>
         </w:tc>
@@ -5881,7 +5881,7 @@
                 <w:rFonts w:ascii="微软雅黑" w:hAnsi="微软雅黑" w:eastAsia="微软雅黑"/>
                 <w:sz w:val="17"/>
               </w:rPr>
-              <w:t>0</w:t>
+              <w:t>1</w:t>
             </w:r>
           </w:p>
         </w:tc>
@@ -5901,7 +5901,7 @@
                 <w:rFonts w:ascii="微软雅黑" w:hAnsi="微软雅黑" w:eastAsia="微软雅黑"/>
                 <w:sz w:val="17"/>
               </w:rPr>
-              <w:t>backend\app\core\config.py</w:t>
+              <w:t>README.md</w:t>
             </w:r>
           </w:p>
         </w:tc>
@@ -5919,7 +5919,7 @@
                 <w:rFonts w:ascii="微软雅黑" w:hAnsi="微软雅黑" w:eastAsia="微软雅黑"/>
                 <w:sz w:val="17"/>
               </w:rPr>
-              <w:t>12</w:t>
+              <w:t>14</w:t>
             </w:r>
           </w:p>
         </w:tc>
@@ -5937,7 +5937,7 @@
                 <w:rFonts w:ascii="微软雅黑" w:hAnsi="微软雅黑" w:eastAsia="微软雅黑"/>
                 <w:sz w:val="17"/>
               </w:rPr>
-              <w:t>1</w:t>
+              <w:t>0</w:t>
             </w:r>
           </w:p>
         </w:tc>
@@ -5957,7 +5957,7 @@
                 <w:rFonts w:ascii="微软雅黑" w:hAnsi="微软雅黑" w:eastAsia="微软雅黑"/>
                 <w:sz w:val="17"/>
               </w:rPr>
-              <w:t>backend\app\agents\classify.py</w:t>
+              <w:t>backend\app\core\config.py</w:t>
             </w:r>
           </w:p>
         </w:tc>
@@ -5975,7 +5975,7 @@
                 <w:rFonts w:ascii="微软雅黑" w:hAnsi="微软雅黑" w:eastAsia="微软雅黑"/>
                 <w:sz w:val="17"/>
               </w:rPr>
-              <w:t>11</w:t>
+              <w:t>12</w:t>
             </w:r>
           </w:p>
         </w:tc>
@@ -5993,7 +5993,7 @@
                 <w:rFonts w:ascii="微软雅黑" w:hAnsi="微软雅黑" w:eastAsia="微软雅黑"/>
                 <w:sz w:val="17"/>
               </w:rPr>
-              <w:t>2</w:t>
+              <w:t>1</w:t>
             </w:r>
           </w:p>
         </w:tc>
@@ -6013,7 +6013,7 @@
                 <w:rFonts w:ascii="微软雅黑" w:hAnsi="微软雅黑" w:eastAsia="微软雅黑"/>
                 <w:sz w:val="17"/>
               </w:rPr>
-              <w:t>backend\scripts\make_case_pdf.py</w:t>
+              <w:t>backend\app\agents\classify.py</w:t>
             </w:r>
           </w:p>
         </w:tc>
@@ -6049,7 +6049,7 @@
                 <w:rFonts w:ascii="微软雅黑" w:hAnsi="微软雅黑" w:eastAsia="微软雅黑"/>
                 <w:sz w:val="17"/>
               </w:rPr>
-              <w:t>1</w:t>
+              <w:t>2</w:t>
             </w:r>
           </w:p>
         </w:tc>
@@ -6325,7 +6325,7 @@
                 <w:rFonts w:ascii="微软雅黑" w:hAnsi="微软雅黑" w:eastAsia="微软雅黑"/>
                 <w:sz w:val="18"/>
               </w:rPr>
-              <w:t>504</w:t>
+              <w:t>507</w:t>
             </w:r>
           </w:p>
         </w:tc>
@@ -6649,7 +6649,7 @@
                 <w:rFonts w:ascii="微软雅黑" w:hAnsi="微软雅黑" w:eastAsia="微软雅黑"/>
                 <w:sz w:val="18"/>
               </w:rPr>
-              <w:t>.html</w:t>
+              <w:t>.ps1</w:t>
             </w:r>
           </w:p>
         </w:tc>
@@ -6667,7 +6667,7 @@
                 <w:rFonts w:ascii="微软雅黑" w:hAnsi="微软雅黑" w:eastAsia="微软雅黑"/>
                 <w:sz w:val="18"/>
               </w:rPr>
-              <w:t>1</w:t>
+              <w:t>3</w:t>
             </w:r>
           </w:p>
         </w:tc>
@@ -6794,7 +6794,7 @@
                 <w:rFonts w:ascii="微软雅黑" w:hAnsi="微软雅黑" w:eastAsia="微软雅黑"/>
                 <w:sz w:val="17"/>
               </w:rPr>
-              <w:t>9b6609c</w:t>
+              <w:t>bb27207</w:t>
             </w:r>
           </w:p>
         </w:tc>
@@ -6812,7 +6812,7 @@
                 <w:rFonts w:ascii="微软雅黑" w:hAnsi="微软雅黑" w:eastAsia="微软雅黑"/>
                 <w:sz w:val="17"/>
               </w:rPr>
-              <w:t>09-21 18:08</w:t>
+              <w:t>09-23 17:18</w:t>
             </w:r>
           </w:p>
         </w:tc>
@@ -6830,7 +6830,7 @@
                 <w:rFonts w:ascii="微软雅黑" w:hAnsi="微软雅黑" w:eastAsia="微软雅黑"/>
                 <w:sz w:val="17"/>
               </w:rPr>
-              <w:t>打包补齐 08_验证报告 与 09_决策模型评测（技术性/智能性硬证据）</w:t>
+              <w:t>补充桌面实操截图（回应评审：需要「使用 AI 工具的桌面截图」）</w:t>
             </w:r>
           </w:p>
         </w:tc>
@@ -6850,7 +6850,7 @@
                 <w:rFonts w:ascii="微软雅黑" w:hAnsi="微软雅黑" w:eastAsia="微软雅黑"/>
                 <w:sz w:val="17"/>
               </w:rPr>
-              <w:t>9a442a8</w:t>
+              <w:t>f9253c5</w:t>
             </w:r>
           </w:p>
         </w:tc>
@@ -6868,7 +6868,7 @@
                 <w:rFonts w:ascii="微软雅黑" w:hAnsi="微软雅黑" w:eastAsia="微软雅黑"/>
                 <w:sz w:val="17"/>
               </w:rPr>
-              <w:t>09-21 18:06</w:t>
+              <w:t>09-23 16:58</w:t>
             </w:r>
           </w:p>
         </w:tc>
@@ -6886,7 +6886,7 @@
                 <w:rFonts w:ascii="微软雅黑" w:hAnsi="微软雅黑" w:eastAsia="微软雅黑"/>
                 <w:sz w:val="17"/>
               </w:rPr>
-              <w:t>JEV 设为默认 + 四处加固（缓存/阈值/本地兜底/夹具）</w:t>
+              <w:t>补充「Coding Agent 实操案例」材料（回应评审：附件读不到正文）</w:t>
             </w:r>
           </w:p>
         </w:tc>
@@ -6906,7 +6906,7 @@
                 <w:rFonts w:ascii="微软雅黑" w:hAnsi="微软雅黑" w:eastAsia="微软雅黑"/>
                 <w:sz w:val="17"/>
               </w:rPr>
-              <w:t>bf74792</w:t>
+              <w:t>9b6609c</w:t>
             </w:r>
           </w:p>
         </w:tc>
@@ -6924,7 +6924,7 @@
                 <w:rFonts w:ascii="微软雅黑" w:hAnsi="微软雅黑" w:eastAsia="微软雅黑"/>
                 <w:sz w:val="17"/>
               </w:rPr>
-              <w:t>09-21 16:18</w:t>
+              <w:t>09-21 18:08</w:t>
             </w:r>
           </w:p>
         </w:tc>
@@ -6942,7 +6942,7 @@
                 <w:rFonts w:ascii="微软雅黑" w:hAnsi="微软雅黑" w:eastAsia="微软雅黑"/>
                 <w:sz w:val="17"/>
               </w:rPr>
-              <w:t>材料同步：决策模型卡片改为开源+闭源双通道实测（JEV 100%/603ms/.00011 vs laya 22.2%，门控对比，归因实验排除 CPU）</w:t>
+              <w:t>打包补齐 08_验证报告 与 09_决策模型评测（技术性/智能性硬证据）</w:t>
             </w:r>
           </w:p>
         </w:tc>
@@ -6962,7 +6962,7 @@
                 <w:rFonts w:ascii="微软雅黑" w:hAnsi="微软雅黑" w:eastAsia="微软雅黑"/>
                 <w:sz w:val="17"/>
               </w:rPr>
-              <w:t>1bfcf17</w:t>
+              <w:t>9a442a8</w:t>
             </w:r>
           </w:p>
         </w:tc>
@@ -6980,7 +6980,7 @@
                 <w:rFonts w:ascii="微软雅黑" w:hAnsi="微软雅黑" w:eastAsia="微软雅黑"/>
                 <w:sz w:val="17"/>
               </w:rPr>
-              <w:t>09-21 16:18</w:t>
+              <w:t>09-21 18:06</w:t>
             </w:r>
           </w:p>
         </w:tc>
@@ -6998,7 +6998,7 @@
                 <w:rFonts w:ascii="微软雅黑" w:hAnsi="微软雅黑" w:eastAsia="微软雅黑"/>
                 <w:sz w:val="17"/>
               </w:rPr>
-              <w:t>JEV(OpenRouter) 通道接入 + laya 低表现归因实验 + 决策模型配额守卫</w:t>
+              <w:t>JEV 设为默认 + 四处加固（缓存/阈值/本地兜底/夹具）</w:t>
             </w:r>
           </w:p>
         </w:tc>
@@ -7018,7 +7018,7 @@
                 <w:rFonts w:ascii="微软雅黑" w:hAnsi="微软雅黑" w:eastAsia="微软雅黑"/>
                 <w:sz w:val="17"/>
               </w:rPr>
-              <w:t>3237fd3</w:t>
+              <w:t>bf74792</w:t>
             </w:r>
           </w:p>
         </w:tc>
@@ -7036,7 +7036,7 @@
                 <w:rFonts w:ascii="微软雅黑" w:hAnsi="微软雅黑" w:eastAsia="微软雅黑"/>
                 <w:sz w:val="17"/>
               </w:rPr>
-              <w:t>09-21 15:48</w:t>
+              <w:t>09-21 16:18</w:t>
             </w:r>
           </w:p>
         </w:tc>
@@ -7054,7 +7054,7 @@
                 <w:rFonts w:ascii="微软雅黑" w:hAnsi="微软雅黑" w:eastAsia="微软雅黑"/>
                 <w:sz w:val="17"/>
               </w:rPr>
-              <w:t>配置模板补全：.env.example 记录三种决策模型 provider（laya 本地开源 / typesafe Jev / vercel 网关）与 lay…</w:t>
+              <w:t>材料同步：决策模型卡片改为开源+闭源双通道实测（JEV 100%/603ms/.00011 vs laya 22.2%，门控对比，归因实验排除 CPU）</w:t>
             </w:r>
           </w:p>
         </w:tc>
@@ -7074,7 +7074,7 @@
                 <w:rFonts w:ascii="微软雅黑" w:hAnsi="微软雅黑" w:eastAsia="微软雅黑"/>
                 <w:sz w:val="17"/>
               </w:rPr>
-              <w:t>b328e76</w:t>
+              <w:t>1bfcf17</w:t>
             </w:r>
           </w:p>
         </w:tc>
@@ -7092,7 +7092,7 @@
                 <w:rFonts w:ascii="微软雅黑" w:hAnsi="微软雅黑" w:eastAsia="微软雅黑"/>
                 <w:sz w:val="17"/>
               </w:rPr>
-              <w:t>09-21 15:46</w:t>
+              <w:t>09-21 16:18</w:t>
             </w:r>
           </w:p>
         </w:tc>
@@ -7110,7 +7110,7 @@
                 <w:rFonts w:ascii="微软雅黑" w:hAnsi="微软雅黑" w:eastAsia="微软雅黑"/>
                 <w:sz w:val="17"/>
               </w:rPr>
-              <w:t>开源决策模型 laya 本地部署 + 实测评测（替代闭源 Jev 的可行性验证）</w:t>
+              <w:t>JEV(OpenRouter) 通道接入 + laya 低表现归因实验 + 决策模型配额守卫</w:t>
             </w:r>
           </w:p>
         </w:tc>
@@ -7130,7 +7130,7 @@
                 <w:rFonts w:ascii="微软雅黑" w:hAnsi="微软雅黑" w:eastAsia="微软雅黑"/>
                 <w:sz w:val="17"/>
               </w:rPr>
-              <w:t>3f0247e</w:t>
+              <w:t>3237fd3</w:t>
             </w:r>
           </w:p>
         </w:tc>
@@ -7148,7 +7148,7 @@
                 <w:rFonts w:ascii="微软雅黑" w:hAnsi="微软雅黑" w:eastAsia="微软雅黑"/>
                 <w:sz w:val="17"/>
               </w:rPr>
-              <w:t>09-21 15:09</w:t>
+              <w:t>09-21 15:48</w:t>
             </w:r>
           </w:p>
         </w:tc>
@@ -7166,7 +7166,7 @@
                 <w:rFonts w:ascii="微软雅黑" w:hAnsi="微软雅黑" w:eastAsia="微软雅黑"/>
                 <w:sz w:val="17"/>
               </w:rPr>
-              <w:t>材料同步：PPT/PDF 注明 Jev 已接通四个判断点（分类/急件/派单/合规）且失败自动回退</w:t>
+              <w:t>配置模板补全：.env.example 记录三种决策模型 provider（laya 本地开源 / typesafe Jev / vercel 网关）与 lay…</w:t>
             </w:r>
           </w:p>
         </w:tc>
@@ -7186,7 +7186,7 @@
                 <w:rFonts w:ascii="微软雅黑" w:hAnsi="微软雅黑" w:eastAsia="微软雅黑"/>
                 <w:sz w:val="17"/>
               </w:rPr>
-              <w:t>d633a6c</w:t>
+              <w:t>b328e76</w:t>
             </w:r>
           </w:p>
         </w:tc>
@@ -7204,7 +7204,7 @@
                 <w:rFonts w:ascii="微软雅黑" w:hAnsi="微软雅黑" w:eastAsia="微软雅黑"/>
                 <w:sz w:val="17"/>
               </w:rPr>
-              <w:t>09-21 15:09</w:t>
+              <w:t>09-21 15:46</w:t>
             </w:r>
           </w:p>
         </w:tc>
@@ -7222,7 +7222,7 @@
                 <w:rFonts w:ascii="微软雅黑" w:hAnsi="微软雅黑" w:eastAsia="微软雅黑"/>
                 <w:sz w:val="17"/>
               </w:rPr>
-              <w:t>Jev 决策点扩展：分类 → 急件 / 派单 / 答复合规（四个判断点全部就位）</w:t>
+              <w:t>开源决策模型 laya 本地部署 + 实测评测（替代闭源 Jev 的可行性验证）</w:t>
             </w:r>
           </w:p>
         </w:tc>
@@ -7242,7 +7242,7 @@
                 <w:rFonts w:ascii="微软雅黑" w:hAnsi="微软雅黑" w:eastAsia="微软雅黑"/>
                 <w:sz w:val="17"/>
               </w:rPr>
-              <w:t>9f9075e</w:t>
+              <w:t>3f0247e</w:t>
             </w:r>
           </w:p>
         </w:tc>
@@ -7260,7 +7260,7 @@
                 <w:rFonts w:ascii="微软雅黑" w:hAnsi="微软雅黑" w:eastAsia="微软雅黑"/>
                 <w:sz w:val="17"/>
               </w:rPr>
-              <w:t>09-21 15:06</w:t>
+              <w:t>09-21 15:09</w:t>
             </w:r>
           </w:p>
         </w:tc>
@@ -7278,7 +7278,7 @@
                 <w:rFonts w:ascii="微软雅黑" w:hAnsi="微软雅黑" w:eastAsia="微软雅黑"/>
                 <w:sz w:val="17"/>
               </w:rPr>
-              <w:t>体验补强（完整性 15%）+ 方案 PDF 版</w:t>
+              <w:t>材料同步：PPT/PDF 注明 Jev 已接通四个判断点（分类/急件/派单/合规）且失败自动回退</w:t>
             </w:r>
           </w:p>
         </w:tc>
@@ -7298,7 +7298,7 @@
                 <w:rFonts w:ascii="微软雅黑" w:hAnsi="微软雅黑" w:eastAsia="微软雅黑"/>
                 <w:sz w:val="17"/>
               </w:rPr>
-              <w:t>6d8f3bb</w:t>
+              <w:t>d633a6c</w:t>
             </w:r>
           </w:p>
         </w:tc>
@@ -7316,7 +7316,7 @@
                 <w:rFonts w:ascii="微软雅黑" w:hAnsi="微软雅黑" w:eastAsia="微软雅黑"/>
                 <w:sz w:val="17"/>
               </w:rPr>
-              <w:t>09-21 15:02</w:t>
+              <w:t>09-21 15:09</w:t>
             </w:r>
           </w:p>
         </w:tc>
@@ -7334,7 +7334,7 @@
                 <w:rFonts w:ascii="微软雅黑" w:hAnsi="微软雅黑" w:eastAsia="微软雅黑"/>
                 <w:sz w:val="17"/>
               </w:rPr>
-              <w:t>一键全量验证 + 验证报告 + 指标口径核对（消除过度宣称）</w:t>
+              <w:t>Jev 决策点扩展：分类 → 急件 / 派单 / 答复合规（四个判断点全部就位）</w:t>
             </w:r>
           </w:p>
         </w:tc>
@@ -7354,7 +7354,7 @@
                 <w:rFonts w:ascii="微软雅黑" w:hAnsi="微软雅黑" w:eastAsia="微软雅黑"/>
                 <w:sz w:val="17"/>
               </w:rPr>
-              <w:t>529f45f</w:t>
+              <w:t>9f9075e</w:t>
             </w:r>
           </w:p>
         </w:tc>
@@ -7372,7 +7372,7 @@
                 <w:rFonts w:ascii="微软雅黑" w:hAnsi="微软雅黑" w:eastAsia="微软雅黑"/>
                 <w:sz w:val="17"/>
               </w:rPr>
-              <w:t>09-21 14:37</w:t>
+              <w:t>09-21 15:06</w:t>
             </w:r>
           </w:p>
         </w:tc>
@@ -7390,7 +7390,7 @@
                 <w:rFonts w:ascii="微软雅黑" w:hAnsi="微软雅黑" w:eastAsia="微软雅黑"/>
                 <w:sz w:val="17"/>
               </w:rPr>
-              <w:t>平台迁移准备包（阶段B关键路径，不依赖平台账号即可先备好）</w:t>
+              <w:t>体验补强（完整性 15%）+ 方案 PDF 版</w:t>
             </w:r>
           </w:p>
         </w:tc>
@@ -7410,7 +7410,7 @@
                 <w:rFonts w:ascii="微软雅黑" w:hAnsi="微软雅黑" w:eastAsia="微软雅黑"/>
                 <w:sz w:val="17"/>
               </w:rPr>
-              <w:t>44b5633</w:t>
+              <w:t>6d8f3bb</w:t>
             </w:r>
           </w:p>
         </w:tc>
@@ -7428,7 +7428,7 @@
                 <w:rFonts w:ascii="微软雅黑" w:hAnsi="微软雅黑" w:eastAsia="微软雅黑"/>
                 <w:sz w:val="17"/>
               </w:rPr>
-              <w:t>09-21 14:37</w:t>
+              <w:t>09-21 15:02</w:t>
             </w:r>
           </w:p>
         </w:tc>
@@ -7446,7 +7446,7 @@
                 <w:rFonts w:ascii="微软雅黑" w:hAnsi="微软雅黑" w:eastAsia="微软雅黑"/>
                 <w:sz w:val="17"/>
               </w:rPr>
-              <w:t>复赛提交包打包脚本（一命令出包 + 密钥扫描 + 缺件提示）</w:t>
+              <w:t>一键全量验证 + 验证报告 + 指标口径核对（消除过度宣称）</w:t>
             </w:r>
           </w:p>
         </w:tc>
@@ -7466,7 +7466,7 @@
                 <w:rFonts w:ascii="微软雅黑" w:hAnsi="微软雅黑" w:eastAsia="微软雅黑"/>
                 <w:sz w:val="17"/>
               </w:rPr>
-              <w:t>0b33445</w:t>
+              <w:t>529f45f</w:t>
             </w:r>
           </w:p>
         </w:tc>
@@ -7484,7 +7484,7 @@
                 <w:rFonts w:ascii="微软雅黑" w:hAnsi="微软雅黑" w:eastAsia="微软雅黑"/>
                 <w:sz w:val="17"/>
               </w:rPr>
-              <w:t>09-21 14:36</w:t>
+              <w:t>09-21 14:37</w:t>
             </w:r>
           </w:p>
         </w:tc>
@@ -7502,7 +7502,7 @@
                 <w:rFonts w:ascii="微软雅黑" w:hAnsi="微软雅黑" w:eastAsia="微软雅黑"/>
                 <w:sz w:val="17"/>
               </w:rPr>
-              <w:t>RBAC 前端：账号与审计页（登录 + 角色标识 + 操作审计）</w:t>
+              <w:t>平台迁移准备包（阶段B关键路径，不依赖平台账号即可先备好）</w:t>
             </w:r>
           </w:p>
         </w:tc>
@@ -7522,7 +7522,7 @@
                 <w:rFonts w:ascii="微软雅黑" w:hAnsi="微软雅黑" w:eastAsia="微软雅黑"/>
                 <w:sz w:val="17"/>
               </w:rPr>
-              <w:t>82e86e3</w:t>
+              <w:t>44b5633</w:t>
             </w:r>
           </w:p>
         </w:tc>
@@ -7540,7 +7540,7 @@
                 <w:rFonts w:ascii="微软雅黑" w:hAnsi="微软雅黑" w:eastAsia="微软雅黑"/>
                 <w:sz w:val="17"/>
               </w:rPr>
-              <w:t>09-21 14:31</w:t>
+              <w:t>09-21 14:37</w:t>
             </w:r>
           </w:p>
         </w:tc>
@@ -7558,7 +7558,7 @@
                 <w:rFonts w:ascii="微软雅黑" w:hAnsi="微软雅黑" w:eastAsia="微软雅黑"/>
                 <w:sz w:val="17"/>
               </w:rPr>
-              <w:t>阶段E（本地部分）：复赛方案 PPT + 演示视频脚本</w:t>
+              <w:t>复赛提交包打包脚本（一命令出包 + 密钥扫描 + 缺件提示）</w:t>
             </w:r>
           </w:p>
         </w:tc>
@@ -7578,7 +7578,7 @@
                 <w:rFonts w:ascii="微软雅黑" w:hAnsi="微软雅黑" w:eastAsia="微软雅黑"/>
                 <w:sz w:val="17"/>
               </w:rPr>
-              <w:t>17ce2cf</w:t>
+              <w:t>0b33445</w:t>
             </w:r>
           </w:p>
         </w:tc>
@@ -7596,7 +7596,7 @@
                 <w:rFonts w:ascii="微软雅黑" w:hAnsi="微软雅黑" w:eastAsia="微软雅黑"/>
                 <w:sz w:val="17"/>
               </w:rPr>
-              <w:t>09-21 14:29</w:t>
+              <w:t>09-21 14:36</w:t>
             </w:r>
           </w:p>
         </w:tc>
@@ -7614,7 +7614,7 @@
                 <w:rFonts w:ascii="微软雅黑" w:hAnsi="微软雅黑" w:eastAsia="微软雅黑"/>
                 <w:sz w:val="17"/>
               </w:rPr>
-              <w:t>阶段D（三）：wiki 词条页 + 督办面板界面</w:t>
+              <w:t>RBAC 前端：账号与审计页（登录 + 角色标识 + 操作审计）</w:t>
             </w:r>
           </w:p>
         </w:tc>
@@ -7634,7 +7634,7 @@
                 <w:rFonts w:ascii="微软雅黑" w:hAnsi="微软雅黑" w:eastAsia="微软雅黑"/>
                 <w:sz w:val="17"/>
               </w:rPr>
-              <w:t>6307c01</w:t>
+              <w:t>82e86e3</w:t>
             </w:r>
           </w:p>
         </w:tc>
@@ -7652,7 +7652,7 @@
                 <w:rFonts w:ascii="微软雅黑" w:hAnsi="微软雅黑" w:eastAsia="微软雅黑"/>
                 <w:sz w:val="17"/>
               </w:rPr>
-              <w:t>09-21 14:26</w:t>
+              <w:t>09-21 14:31</w:t>
             </w:r>
           </w:p>
         </w:tc>
@@ -7670,7 +7670,7 @@
                 <w:rFonts w:ascii="微软雅黑" w:hAnsi="微软雅黑" w:eastAsia="微软雅黑"/>
                 <w:sz w:val="17"/>
               </w:rPr>
-              <w:t>阶段D（二）：第二模型交叉复核 + 分歧统计 + 时限督办统计</w:t>
+              <w:t>阶段E（本地部分）：复赛方案 PPT + 演示视频脚本</w:t>
             </w:r>
           </w:p>
         </w:tc>
@@ -7690,7 +7690,7 @@
                 <w:rFonts w:ascii="微软雅黑" w:hAnsi="微软雅黑" w:eastAsia="微软雅黑"/>
                 <w:sz w:val="17"/>
               </w:rPr>
-              <w:t>59c979a</w:t>
+              <w:t>17ce2cf</w:t>
             </w:r>
           </w:p>
         </w:tc>
@@ -7708,7 +7708,7 @@
                 <w:rFonts w:ascii="微软雅黑" w:hAnsi="微软雅黑" w:eastAsia="微软雅黑"/>
                 <w:sz w:val="17"/>
               </w:rPr>
-              <w:t>09-21 14:18</w:t>
+              <w:t>09-21 14:29</w:t>
             </w:r>
           </w:p>
         </w:tc>
@@ -7726,7 +7726,7 @@
                 <w:rFonts w:ascii="微软雅黑" w:hAnsi="微软雅黑" w:eastAsia="微软雅黑"/>
                 <w:sz w:val="17"/>
               </w:rPr>
-              <w:t>阶段D（一）：wiki 知识词条体系（口径层沉淀与维护）</w:t>
+              <w:t>阶段D（三）：wiki 词条页 + 督办面板界面</w:t>
             </w:r>
           </w:p>
         </w:tc>
@@ -7746,7 +7746,7 @@
                 <w:rFonts w:ascii="微软雅黑" w:hAnsi="微软雅黑" w:eastAsia="微软雅黑"/>
                 <w:sz w:val="17"/>
               </w:rPr>
-              <w:t>73a1cdd</w:t>
+              <w:t>6307c01</w:t>
             </w:r>
           </w:p>
         </w:tc>
@@ -7764,7 +7764,7 @@
                 <w:rFonts w:ascii="微软雅黑" w:hAnsi="微软雅黑" w:eastAsia="微软雅黑"/>
                 <w:sz w:val="17"/>
               </w:rPr>
-              <w:t>09-21 14:15</w:t>
+              <w:t>09-21 14:26</w:t>
             </w:r>
           </w:p>
         </w:tc>
@@ -7782,7 +7782,7 @@
                 <w:rFonts w:ascii="微软雅黑" w:hAnsi="微软雅黑" w:eastAsia="微软雅黑"/>
                 <w:sz w:val="17"/>
               </w:rPr>
-              <w:t>阶段C-下半（二）：轻量 RBAC 与操作审计</w:t>
+              <w:t>阶段D（二）：第二模型交叉复核 + 分歧统计 + 时限督办统计</w:t>
             </w:r>
           </w:p>
         </w:tc>
@@ -7802,7 +7802,7 @@
                 <w:rFonts w:ascii="微软雅黑" w:hAnsi="微软雅黑" w:eastAsia="微软雅黑"/>
                 <w:sz w:val="17"/>
               </w:rPr>
-              <w:t>d34b385</w:t>
+              <w:t>59c979a</w:t>
             </w:r>
           </w:p>
         </w:tc>
@@ -7820,7 +7820,7 @@
                 <w:rFonts w:ascii="微软雅黑" w:hAnsi="微软雅黑" w:eastAsia="微软雅黑"/>
                 <w:sz w:val="17"/>
               </w:rPr>
-              <w:t>09-21 14:05</w:t>
+              <w:t>09-21 14:18</w:t>
             </w:r>
           </w:p>
         </w:tc>
@@ -7838,7 +7838,7 @@
                 <w:rFonts w:ascii="微软雅黑" w:hAnsi="微软雅黑" w:eastAsia="微软雅黑"/>
                 <w:sz w:val="17"/>
               </w:rPr>
-              <w:t>阶段C-下半（一）：流转看板界面 + 详情流转条</w:t>
+              <w:t>阶段D（一）：wiki 知识词条体系（口径层沉淀与维护）</w:t>
             </w:r>
           </w:p>
         </w:tc>
@@ -7858,7 +7858,7 @@
                 <w:rFonts w:ascii="微软雅黑" w:hAnsi="微软雅黑" w:eastAsia="微软雅黑"/>
                 <w:sz w:val="17"/>
               </w:rPr>
-              <w:t>c2799c1</w:t>
+              <w:t>73a1cdd</w:t>
             </w:r>
           </w:p>
         </w:tc>
@@ -7876,7 +7876,7 @@
                 <w:rFonts w:ascii="微软雅黑" w:hAnsi="微软雅黑" w:eastAsia="微软雅黑"/>
                 <w:sz w:val="17"/>
               </w:rPr>
-              <w:t>09-21 14:01</w:t>
+              <w:t>09-21 14:15</w:t>
             </w:r>
           </w:p>
         </w:tc>
@@ -7894,7 +7894,7 @@
                 <w:rFonts w:ascii="微软雅黑" w:hAnsi="微软雅黑" w:eastAsia="微软雅黑"/>
                 <w:sz w:val="17"/>
               </w:rPr>
-              <w:t>视觉准确率评测落地 + 按险种定级（实测驱动的判据迭代）</w:t>
+              <w:t>阶段C-下半（二）：轻量 RBAC 与操作审计</w:t>
             </w:r>
           </w:p>
         </w:tc>
@@ -7914,7 +7914,7 @@
                 <w:rFonts w:ascii="微软雅黑" w:hAnsi="微软雅黑" w:eastAsia="微软雅黑"/>
                 <w:sz w:val="17"/>
               </w:rPr>
-              <w:t>2c249d8</w:t>
+              <w:t>d34b385</w:t>
             </w:r>
           </w:p>
         </w:tc>
@@ -7932,7 +7932,7 @@
                 <w:rFonts w:ascii="微软雅黑" w:hAnsi="微软雅黑" w:eastAsia="微软雅黑"/>
                 <w:sz w:val="17"/>
               </w:rPr>
-              <w:t>09-21 11:24</w:t>
+              <w:t>09-21 14:05</w:t>
             </w:r>
           </w:p>
         </w:tc>
@@ -7950,7 +7950,7 @@
                 <w:rFonts w:ascii="微软雅黑" w:hAnsi="微软雅黑" w:eastAsia="微软雅黑"/>
                 <w:sz w:val="17"/>
               </w:rPr>
-              <w:t>接入 System One 决策模型（Jev / TypeSafe）：判断与写作分工</w:t>
+              <w:t>阶段C-下半（一）：流转看板界面 + 详情流转条</w:t>
             </w:r>
           </w:p>
         </w:tc>
@@ -7970,7 +7970,7 @@
                 <w:rFonts w:ascii="微软雅黑" w:hAnsi="微软雅黑" w:eastAsia="微软雅黑"/>
                 <w:sz w:val="17"/>
               </w:rPr>
-              <w:t>3dd8b67</w:t>
+              <w:t>c2799c1</w:t>
             </w:r>
           </w:p>
         </w:tc>
@@ -7988,7 +7988,7 @@
                 <w:rFonts w:ascii="微软雅黑" w:hAnsi="微软雅黑" w:eastAsia="微软雅黑"/>
                 <w:sz w:val="17"/>
               </w:rPr>
-              <w:t>09-21 11:20</w:t>
+              <w:t>09-21 14:01</w:t>
             </w:r>
           </w:p>
         </w:tc>
@@ -8006,7 +8006,7 @@
                 <w:rFonts w:ascii="微软雅黑" w:hAnsi="微软雅黑" w:eastAsia="微软雅黑"/>
                 <w:sz w:val="17"/>
               </w:rPr>
-              <w:t>阶段C（上半）：工单流转状态机 + 流转看板 API</w:t>
+              <w:t>视觉准确率评测落地 + 按险种定级（实测驱动的判据迭代）</w:t>
             </w:r>
           </w:p>
         </w:tc>
@@ -8029,7 +8029,7 @@
           <w:color w:val="666666"/>
           <w:sz w:val="18"/>
         </w:rPr>
-        <w:t>仓库累计 49 条提交。</w:t>
+        <w:t>仓库累计 51 条提交。</w:t>
       </w:r>
     </w:p>
     <w:p>
@@ -8773,7 +8773,7 @@
           <w:color w:val="222222"/>
           <w:sz w:val="21"/>
         </w:rPr>
-        <w:t>下面这张是 AI 工具在桌面上的真实运行窗口，可直接看到本次项目的会话、工具调用卡片、所用模型与权限模式。截图由 scripts/capture_desktop_shots.ps1 取得：用 Win32 PrintWindow 让目标窗口渲染自身，不切换前台焦点，因此不会打断正在进行的会话，也不会把桌面上其它窗口拍进来。</w:t>
+        <w:t>以下四张是 AI 工具在桌面上的实际运行画面，按时间顺序记录了本次补充材料的完整过程，可直接看到本项目的会话、工具调用卡片、所用模型、权限模式与运行计数。</w:t>
       </w:r>
     </w:p>
     <w:p>
@@ -8828,7 +8828,172 @@
           <w:color w:val="666666"/>
           <w:sz w:val="18"/>
         </w:rPr>
-        <w:t>图 5　桌面上的 Coding Agent 工具窗口：左侧为工作区列表（本项目 12345工单热线），中间为该项目的会话与工具调用记录，底部为模型、权限模式与运行计数。</w:t>
+        <w:t>图 5　AI 工具的桌面窗口：左侧工作区列表（本项目「12345工单热线」），中间为本项目会话与工具调用卡片，底部为模型、权限模式与运行计数。</w:t>
+      </w:r>
+    </w:p>
+    <w:p>
+      <w:pPr>
+        <w:jc w:val="center"/>
+      </w:pPr>
+      <w:r>
+        <w:drawing>
+          <wp:inline xmlns:a="http://schemas.openxmlformats.org/drawingml/2006/main" xmlns:pic="http://schemas.openxmlformats.org/drawingml/2006/picture">
+            <wp:extent cx="5903999" cy="3220363"/>
+            <wp:docPr id="6" name="Picture 6"/>
+            <wp:cNvGraphicFramePr>
+              <a:graphicFrameLocks noChangeAspect="1"/>
+            </wp:cNvGraphicFramePr>
+            <a:graphic>
+              <a:graphicData uri="http://schemas.openxmlformats.org/drawingml/2006/picture">
+                <pic:pic>
+                  <pic:nvPicPr>
+                    <pic:cNvPr id="0" name="desktop_02_工作状态_取证与验证.png"/>
+                    <pic:cNvPicPr/>
+                  </pic:nvPicPr>
+                  <pic:blipFill>
+                    <a:blip r:embed="rId14"/>
+                    <a:stretch>
+                      <a:fillRect/>
+                    </a:stretch>
+                  </pic:blipFill>
+                  <pic:spPr>
+                    <a:xfrm>
+                      <a:off x="0" y="0"/>
+                      <a:ext cx="5903999" cy="3220363"/>
+                    </a:xfrm>
+                    <a:prstGeom prst="rect"/>
+                  </pic:spPr>
+                </pic:pic>
+              </a:graphicData>
+            </a:graphic>
+          </wp:inline>
+        </w:drawing>
+      </w:r>
+    </w:p>
+    <w:p>
+      <w:pPr>
+        <w:spacing w:after="240"/>
+        <w:jc w:val="center"/>
+      </w:pPr>
+      <w:r>
+        <w:rPr>
+          <w:rFonts w:ascii="微软雅黑" w:hAnsi="微软雅黑" w:eastAsia="微软雅黑"/>
+          <w:b w:val="0"/>
+          <w:i/>
+          <w:color w:val="666666"/>
+          <w:sz w:val="18"/>
+        </w:rPr>
+        <w:t>图 6　同一窗口的后续工作状态：会话中给出取证方式建议，下方是三个交付物卡片（实操案例 PDF、桌面截图、复赛提交包）。</w:t>
+      </w:r>
+    </w:p>
+    <w:p>
+      <w:pPr>
+        <w:jc w:val="center"/>
+      </w:pPr>
+      <w:r>
+        <w:drawing>
+          <wp:inline xmlns:a="http://schemas.openxmlformats.org/drawingml/2006/main" xmlns:pic="http://schemas.openxmlformats.org/drawingml/2006/picture">
+            <wp:extent cx="5903999" cy="3220363"/>
+            <wp:docPr id="7" name="Picture 7"/>
+            <wp:cNvGraphicFramePr>
+              <a:graphicFrameLocks noChangeAspect="1"/>
+            </wp:cNvGraphicFramePr>
+            <a:graphic>
+              <a:graphicData uri="http://schemas.openxmlformats.org/drawingml/2006/picture">
+                <pic:pic>
+                  <pic:nvPicPr>
+                    <pic:cNvPr id="0" name="desktop_03_工作状态_验证与材料生成.png"/>
+                    <pic:cNvPicPr/>
+                  </pic:nvPicPr>
+                  <pic:blipFill>
+                    <a:blip r:embed="rId15"/>
+                    <a:stretch>
+                      <a:fillRect/>
+                    </a:stretch>
+                  </pic:blipFill>
+                  <pic:spPr>
+                    <a:xfrm>
+                      <a:off x="0" y="0"/>
+                      <a:ext cx="5903999" cy="3220363"/>
+                    </a:xfrm>
+                    <a:prstGeom prst="rect"/>
+                  </pic:spPr>
+                </pic:pic>
+              </a:graphicData>
+            </a:graphic>
+          </wp:inline>
+        </w:drawing>
+      </w:r>
+    </w:p>
+    <w:p>
+      <w:pPr>
+        <w:spacing w:after="240"/>
+        <w:jc w:val="center"/>
+      </w:pPr>
+      <w:r>
+        <w:rPr>
+          <w:rFonts w:ascii="微软雅黑" w:hAnsi="微软雅黑" w:eastAsia="微软雅黑"/>
+          <w:b w:val="0"/>
+          <w:i/>
+          <w:color w:val="666666"/>
+          <w:sz w:val="18"/>
+        </w:rPr>
+        <w:t>图 7　继续推进中的工作状态：验证与材料生成阶段的会话记录。</w:t>
+      </w:r>
+    </w:p>
+    <w:p>
+      <w:pPr>
+        <w:jc w:val="center"/>
+      </w:pPr>
+      <w:r>
+        <w:drawing>
+          <wp:inline xmlns:a="http://schemas.openxmlformats.org/drawingml/2006/main" xmlns:pic="http://schemas.openxmlformats.org/drawingml/2006/picture">
+            <wp:extent cx="5903999" cy="3220363"/>
+            <wp:docPr id="8" name="Picture 8"/>
+            <wp:cNvGraphicFramePr>
+              <a:graphicFrameLocks noChangeAspect="1"/>
+            </wp:cNvGraphicFramePr>
+            <a:graphic>
+              <a:graphicData uri="http://schemas.openxmlformats.org/drawingml/2006/picture">
+                <pic:pic>
+                  <pic:nvPicPr>
+                    <pic:cNvPr id="0" name="desktop_04_实时工作状态_验证与取证.png"/>
+                    <pic:cNvPicPr/>
+                  </pic:nvPicPr>
+                  <pic:blipFill>
+                    <a:blip r:embed="rId16"/>
+                    <a:stretch>
+                      <a:fillRect/>
+                    </a:stretch>
+                  </pic:blipFill>
+                  <pic:spPr>
+                    <a:xfrm>
+                      <a:off x="0" y="0"/>
+                      <a:ext cx="5903999" cy="3220363"/>
+                    </a:xfrm>
+                    <a:prstGeom prst="rect"/>
+                  </pic:spPr>
+                </pic:pic>
+              </a:graphicData>
+            </a:graphic>
+          </wp:inline>
+        </w:drawing>
+      </w:r>
+    </w:p>
+    <w:p>
+      <w:pPr>
+        <w:spacing w:after="240"/>
+        <w:jc w:val="center"/>
+      </w:pPr>
+      <w:r>
+        <w:rPr>
+          <w:rFonts w:ascii="微软雅黑" w:hAnsi="微软雅黑" w:eastAsia="微软雅黑"/>
+          <w:b w:val="0"/>
+          <w:i/>
+          <w:color w:val="666666"/>
+          <w:sz w:val="18"/>
+        </w:rPr>
+        <w:t>图 8　实时工作画面：可见推理过程与 Pwsh 工具调用卡片（卡片描述即当时正在执行的动作），底部为运行计数与缓存命中率。</w:t>
       </w:r>
     </w:p>
     <w:p>
@@ -8843,7 +9008,22 @@
           <w:color w:val="666666"/>
           <w:sz w:val="19"/>
         </w:rPr>
-        <w:t>取证取舍说明：脚本按窗口标题匹配抓图，本次桌面上另有 PowerShell 与 VS Code 窗口，但它们打开的是其它项目（与本提交无关），为避免混入无关信息、也避免泄露其它项目内容，这两张已排除，只保留与本项目直接相关的窗口。窗口内图像不做文字提取，因此本节的密钥检查以人工目视确认为准（已确认无密钥）。</w:t>
+        <w:t>取证方式与取舍：截图由 scripts/capture_desktop_shots.ps1 取得——用 Win32 PrintWindow 让目标窗口渲染自身，并取面积最大的同名窗口以避免命中提示窗；需要实时画面时先用 SWP_NOACTIVATE 将窗口提到最前（不夺走使用者当前窗口的键盘焦点），待其重绘后再用 PrintWindow 抓取，因此压在它上方的窗口不会被一起拍进来。</w:t>
+      </w:r>
+    </w:p>
+    <w:p>
+      <w:pPr>
+        <w:spacing w:after="120"/>
+      </w:pPr>
+      <w:r>
+        <w:rPr>
+          <w:rFonts w:ascii="微软雅黑" w:hAnsi="微软雅黑" w:eastAsia="微软雅黑"/>
+          <w:b w:val="0"/>
+          <w:i w:val="0"/>
+          <w:color w:val="666666"/>
+          <w:sz w:val="19"/>
+        </w:rPr>
+        <w:t>本次刻意没有采用整屏截图：抓图时桌面前台是私人聊天窗口，以及若干与本提交无关的编辑器/终端窗口（打开的是其它项目），整屏或区域截图会把它们一并交出。四张截图均已逐张目视确认，窗口内不含密钥与无关项目内容；由于图像无法参与文本层密钥扫描，本节的检查以人工目视为准。</w:t>
       </w:r>
     </w:p>
     <w:p>
